--- a/Meeting_Minutes/Team meetings/Team Meeting Minutes Week 7.docx
+++ b/Meeting_Minutes/Team meetings/Team Meeting Minutes Week 7.docx
@@ -244,6 +244,9 @@
             <w:r>
               <w:t xml:space="preserve"> </w:t>
             </w:r>
+            <w:r>
+              <w:t>Olivia Hey</w:t>
+            </w:r>
           </w:p>
         </w:tc>
         <w:tc>
@@ -1340,6 +1343,283 @@
               <w:t>discussing meeting to come</w:t>
             </w:r>
           </w:p>
+          <w:p>
+            <w:pPr>
+              <w:rPr>
+                <w:bCs/>
+              </w:rPr>
+            </w:pPr>
+            <w:r>
+              <w:rPr>
+                <w:bCs/>
+              </w:rPr>
+              <w:t>1015</w:t>
+            </w:r>
+            <w:r>
+              <w:rPr>
+                <w:bCs/>
+              </w:rPr>
+              <w:t xml:space="preserve"> Auditing weekly hours, updating group </w:t>
+            </w:r>
+            <w:r>
+              <w:rPr>
+                <w:bCs/>
+              </w:rPr>
+              <w:t>hours doc.</w:t>
+            </w:r>
+          </w:p>
+          <w:p>
+            <w:pPr>
+              <w:rPr>
+                <w:bCs/>
+              </w:rPr>
+            </w:pPr>
+            <w:r>
+              <w:rPr>
+                <w:bCs/>
+              </w:rPr>
+              <w:t>10</w:t>
+            </w:r>
+            <w:r>
+              <w:rPr>
+                <w:bCs/>
+              </w:rPr>
+              <w:t>25 Discussing what we learned from other teams</w:t>
+            </w:r>
+          </w:p>
+          <w:p>
+            <w:pPr>
+              <w:rPr>
+                <w:bCs/>
+              </w:rPr>
+            </w:pPr>
+            <w:r>
+              <w:rPr>
+                <w:bCs/>
+              </w:rPr>
+              <w:t xml:space="preserve">1030 Discussing agenda for </w:t>
+            </w:r>
+            <w:r>
+              <w:rPr>
+                <w:bCs/>
+              </w:rPr>
+              <w:t>advisor meeting tomorrow</w:t>
+            </w:r>
+          </w:p>
+          <w:p>
+            <w:pPr>
+              <w:rPr>
+                <w:bCs/>
+              </w:rPr>
+            </w:pPr>
+            <w:r>
+              <w:rPr>
+                <w:bCs/>
+              </w:rPr>
+              <w:t>10</w:t>
+            </w:r>
+            <w:r>
+              <w:rPr>
+                <w:bCs/>
+              </w:rPr>
+              <w:t>4</w:t>
+            </w:r>
+            <w:r>
+              <w:rPr>
+                <w:bCs/>
+              </w:rPr>
+              <w:t>0</w:t>
+            </w:r>
+            <w:r>
+              <w:rPr>
+                <w:bCs/>
+              </w:rPr>
+              <w:t xml:space="preserve"> Going through </w:t>
+            </w:r>
+            <w:r>
+              <w:rPr>
+                <w:bCs/>
+              </w:rPr>
+              <w:t>Dax’s feedback</w:t>
+            </w:r>
+            <w:r>
+              <w:rPr>
+                <w:bCs/>
+              </w:rPr>
+              <w:t xml:space="preserve"> for the proposal</w:t>
+            </w:r>
+            <w:r>
+              <w:rPr>
+                <w:bCs/>
+              </w:rPr>
+              <w:t>, distributing tasks.</w:t>
+            </w:r>
+            <w:r>
+              <w:rPr>
+                <w:bCs/>
+              </w:rPr>
+              <w:t xml:space="preserve"> </w:t>
+            </w:r>
+          </w:p>
+          <w:p>
+            <w:pPr>
+              <w:pStyle w:val="ListParagraph"/>
+              <w:rPr>
+                <w:bCs/>
+              </w:rPr>
+            </w:pPr>
+            <w:r>
+              <w:rPr>
+                <w:bCs/>
+              </w:rPr>
+              <w:t xml:space="preserve">Matt: Expanding on Objective, </w:t>
+            </w:r>
+            <w:r>
+              <w:rPr>
+                <w:bCs/>
+              </w:rPr>
+              <w:t>expand timeline/milestone table</w:t>
+            </w:r>
+          </w:p>
+          <w:p>
+            <w:pPr>
+              <w:pStyle w:val="ListParagraph"/>
+              <w:rPr>
+                <w:bCs/>
+              </w:rPr>
+            </w:pPr>
+            <w:r>
+              <w:rPr>
+                <w:bCs/>
+              </w:rPr>
+              <w:t>Olivia</w:t>
+            </w:r>
+            <w:r>
+              <w:rPr>
+                <w:bCs/>
+              </w:rPr>
+              <w:t xml:space="preserve">: </w:t>
+            </w:r>
+            <w:r>
+              <w:rPr>
+                <w:bCs/>
+              </w:rPr>
+              <w:t>E</w:t>
+            </w:r>
+            <w:r>
+              <w:rPr>
+                <w:bCs/>
+              </w:rPr>
+              <w:t>xpand timeline/milestone table</w:t>
+            </w:r>
+            <w:r>
+              <w:rPr>
+                <w:bCs/>
+              </w:rPr>
+              <w:t xml:space="preserve">, </w:t>
+            </w:r>
+            <w:r>
+              <w:rPr>
+                <w:bCs/>
+              </w:rPr>
+              <w:t>Update Gantt chart</w:t>
+            </w:r>
+            <w:r>
+              <w:rPr>
+                <w:bCs/>
+              </w:rPr>
+              <w:br/>
+              <w:t>Sam: Expanding on Kanban</w:t>
+            </w:r>
+            <w:r>
+              <w:rPr>
+                <w:bCs/>
+              </w:rPr>
+              <w:br/>
+            </w:r>
+            <w:r>
+              <w:rPr>
+                <w:bCs/>
+              </w:rPr>
+              <w:t>Dave</w:t>
+            </w:r>
+            <w:r>
+              <w:rPr>
+                <w:bCs/>
+              </w:rPr>
+              <w:t xml:space="preserve">: </w:t>
+            </w:r>
+            <w:r>
+              <w:rPr>
+                <w:bCs/>
+              </w:rPr>
+              <w:t xml:space="preserve">Ensure tables are </w:t>
+            </w:r>
+            <w:r>
+              <w:rPr>
+                <w:bCs/>
+              </w:rPr>
+              <w:t>on their own page.</w:t>
+            </w:r>
+          </w:p>
+          <w:p>
+            <w:pPr>
+              <w:rPr>
+                <w:bCs/>
+              </w:rPr>
+            </w:pPr>
+            <w:r>
+              <w:rPr>
+                <w:bCs/>
+              </w:rPr>
+              <w:t xml:space="preserve">1100 </w:t>
+            </w:r>
+            <w:r>
+              <w:rPr>
+                <w:bCs/>
+              </w:rPr>
+              <w:t>Discussing work to be done today</w:t>
+            </w:r>
+          </w:p>
+          <w:p>
+            <w:pPr>
+              <w:pStyle w:val="ListParagraph"/>
+              <w:rPr>
+                <w:bCs/>
+              </w:rPr>
+            </w:pPr>
+            <w:r>
+              <w:rPr>
+                <w:bCs/>
+              </w:rPr>
+              <w:t>Dave</w:t>
+            </w:r>
+            <w:r>
+              <w:rPr>
+                <w:bCs/>
+              </w:rPr>
+              <w:t>: Get started on test cases</w:t>
+            </w:r>
+          </w:p>
+          <w:p>
+            <w:pPr>
+              <w:rPr>
+                <w:bCs/>
+              </w:rPr>
+            </w:pPr>
+            <w:r>
+              <w:rPr>
+                <w:bCs/>
+              </w:rPr>
+              <w:t>Meeting ended at 11</w:t>
+            </w:r>
+            <w:r>
+              <w:rPr>
+                <w:bCs/>
+              </w:rPr>
+              <w:t>30</w:t>
+            </w:r>
+          </w:p>
         </w:tc>
       </w:tr>
     </w:tbl>
@@ -1567,8 +1847,8 @@
       </w:r>
     </w:p>
     <w:sectPr>
-      <w:headerReference w:type="default" r:id="rId6"/>
-      <w:footerReference w:type="default" r:id="rId7"/>
+      <w:headerReference w:type="default" r:id="rId7"/>
+      <w:footerReference w:type="default" r:id="rId8"/>
       <w:pgSz w:w="12240" w:h="15840"/>
       <w:pgMar w:top="763" w:right="1388" w:bottom="723" w:left="1440" w:header="720" w:footer="720" w:gutter="0"/>
       <w:cols w:space="720"/>
@@ -1612,6 +1892,7 @@
         <w:docPartUnique/>
       </w:docPartObj>
     </w:sdtPr>
+    <w:sdtEndPr/>
     <w:sdtContent>
       <w:sdt>
         <w:sdtPr>
@@ -1621,6 +1902,7 @@
             <w:docPartUnique/>
           </w:docPartObj>
         </w:sdtPr>
+        <w:sdtEndPr/>
         <w:sdtContent>
           <w:p>
             <w:pPr>
@@ -1779,6 +2061,359 @@
     </w:r>
   </w:p>
 </w:hdr>
+</file>
+
+<file path=word/numbering.xml><?xml version="1.0" encoding="utf-8"?>
+<w:numbering xmlns:wpc="http://schemas.microsoft.com/office/word/2010/wordprocessingCanvas" xmlns:cx="http://schemas.microsoft.com/office/drawing/2014/chartex" xmlns:cx1="http://schemas.microsoft.com/office/drawing/2015/9/8/chartex" xmlns:cx2="http://schemas.microsoft.com/office/drawing/2015/10/21/chartex" xmlns:cx3="http://schemas.microsoft.com/office/drawing/2016/5/9/chartex" xmlns:cx4="http://schemas.microsoft.com/office/drawing/2016/5/10/chartex" xmlns:cx5="http://schemas.microsoft.com/office/drawing/2016/5/11/chartex" xmlns:cx6="http://schemas.microsoft.com/office/drawing/2016/5/12/chartex" xmlns:cx7="http://schemas.microsoft.com/office/drawing/2016/5/13/chartex" xmlns:cx8="http://schemas.microsoft.com/office/drawing/2016/5/14/chartex" xmlns:mc="http://schemas.openxmlformats.org/markup-compatibility/2006" xmlns:aink="http://schemas.microsoft.com/office/drawing/2016/ink" xmlns:am3d="http://schemas.microsoft.com/office/drawing/2017/model3d" xmlns:o="urn:schemas-microsoft-com:office:office" xmlns:oel="http://schemas.microsoft.com/office/2019/extlst" xmlns:r="http://schemas.openxmlformats.org/officeDocument/2006/relationships" xmlns:m="http://schemas.openxmlformats.org/officeDocument/2006/math" xmlns:v="urn:schemas-microsoft-com:vml" xmlns:wp14="http://schemas.microsoft.com/office/word/2010/wordprocessingDrawing" xmlns:wp="http://schemas.openxmlformats.org/drawingml/2006/wordprocessingDrawing" xmlns:w10="urn:schemas-microsoft-com:office:word" xmlns:w="http://schemas.openxmlformats.org/wordprocessingml/2006/main" xmlns:w14="http://schemas.microsoft.com/office/word/2010/wordml" xmlns:w15="http://schemas.microsoft.com/office/word/2012/wordml" xmlns:w16cex="http://schemas.microsoft.com/office/word/2018/wordml/cex" xmlns:w16cid="http://schemas.microsoft.com/office/word/2016/wordml/cid" xmlns:w16="http://schemas.microsoft.com/office/word/2018/wordml" xmlns:w16du="http://schemas.microsoft.com/office/word/2023/wordml/word16du" xmlns:w16sdtdh="http://schemas.microsoft.com/office/word/2020/wordml/sdtdatahash" xmlns:w16sdtfl="http://schemas.microsoft.com/office/word/2024/wordml/sdtformatlock" xmlns:w16se="http://schemas.microsoft.com/office/word/2015/wordml/symex" xmlns:wpg="http://schemas.microsoft.com/office/word/2010/wordprocessingGroup" xmlns:wpi="http://schemas.microsoft.com/office/word/2010/wordprocessingInk" xmlns:wne="http://schemas.microsoft.com/office/word/2006/wordml" xmlns:wps="http://schemas.microsoft.com/office/word/2010/wordprocessingShape" mc:Ignorable="w14 w15 w16se w16cid w16 w16cex w16sdtdh w16sdtfl w16du wp14">
+  <w:abstractNum w:abstractNumId="0" w15:restartNumberingAfterBreak="0">
+    <w:nsid w:val="29067E84"/>
+    <w:multiLevelType w:val="hybridMultilevel"/>
+    <w:tmpl w:val="CDEA3674"/>
+    <w:lvl w:ilvl="0" w:tplc="150491B2">
+      <w:start w:val="1100"/>
+      <w:numFmt w:val="bullet"/>
+      <w:lvlText w:val="-"/>
+      <w:lvlJc w:val="left"/>
+      <w:pPr>
+        <w:ind w:left="720" w:hanging="360"/>
+      </w:pPr>
+      <w:rPr>
+        <w:rFonts w:ascii="Calibri" w:eastAsia="Calibri" w:hAnsi="Calibri" w:cs="Calibri" w:hint="default"/>
+      </w:rPr>
+    </w:lvl>
+    <w:lvl w:ilvl="1" w:tplc="14090003" w:tentative="1">
+      <w:start w:val="1"/>
+      <w:numFmt w:val="bullet"/>
+      <w:lvlText w:val="o"/>
+      <w:lvlJc w:val="left"/>
+      <w:pPr>
+        <w:ind w:left="1440" w:hanging="360"/>
+      </w:pPr>
+      <w:rPr>
+        <w:rFonts w:ascii="Courier New" w:hAnsi="Courier New" w:cs="Courier New" w:hint="default"/>
+      </w:rPr>
+    </w:lvl>
+    <w:lvl w:ilvl="2" w:tplc="14090005" w:tentative="1">
+      <w:start w:val="1"/>
+      <w:numFmt w:val="bullet"/>
+      <w:lvlText w:val=""/>
+      <w:lvlJc w:val="left"/>
+      <w:pPr>
+        <w:ind w:left="2160" w:hanging="360"/>
+      </w:pPr>
+      <w:rPr>
+        <w:rFonts w:ascii="Wingdings" w:hAnsi="Wingdings" w:hint="default"/>
+      </w:rPr>
+    </w:lvl>
+    <w:lvl w:ilvl="3" w:tplc="14090001" w:tentative="1">
+      <w:start w:val="1"/>
+      <w:numFmt w:val="bullet"/>
+      <w:lvlText w:val=""/>
+      <w:lvlJc w:val="left"/>
+      <w:pPr>
+        <w:ind w:left="2880" w:hanging="360"/>
+      </w:pPr>
+      <w:rPr>
+        <w:rFonts w:ascii="Symbol" w:hAnsi="Symbol" w:hint="default"/>
+      </w:rPr>
+    </w:lvl>
+    <w:lvl w:ilvl="4" w:tplc="14090003" w:tentative="1">
+      <w:start w:val="1"/>
+      <w:numFmt w:val="bullet"/>
+      <w:lvlText w:val="o"/>
+      <w:lvlJc w:val="left"/>
+      <w:pPr>
+        <w:ind w:left="3600" w:hanging="360"/>
+      </w:pPr>
+      <w:rPr>
+        <w:rFonts w:ascii="Courier New" w:hAnsi="Courier New" w:cs="Courier New" w:hint="default"/>
+      </w:rPr>
+    </w:lvl>
+    <w:lvl w:ilvl="5" w:tplc="14090005" w:tentative="1">
+      <w:start w:val="1"/>
+      <w:numFmt w:val="bullet"/>
+      <w:lvlText w:val=""/>
+      <w:lvlJc w:val="left"/>
+      <w:pPr>
+        <w:ind w:left="4320" w:hanging="360"/>
+      </w:pPr>
+      <w:rPr>
+        <w:rFonts w:ascii="Wingdings" w:hAnsi="Wingdings" w:hint="default"/>
+      </w:rPr>
+    </w:lvl>
+    <w:lvl w:ilvl="6" w:tplc="14090001" w:tentative="1">
+      <w:start w:val="1"/>
+      <w:numFmt w:val="bullet"/>
+      <w:lvlText w:val=""/>
+      <w:lvlJc w:val="left"/>
+      <w:pPr>
+        <w:ind w:left="5040" w:hanging="360"/>
+      </w:pPr>
+      <w:rPr>
+        <w:rFonts w:ascii="Symbol" w:hAnsi="Symbol" w:hint="default"/>
+      </w:rPr>
+    </w:lvl>
+    <w:lvl w:ilvl="7" w:tplc="14090003" w:tentative="1">
+      <w:start w:val="1"/>
+      <w:numFmt w:val="bullet"/>
+      <w:lvlText w:val="o"/>
+      <w:lvlJc w:val="left"/>
+      <w:pPr>
+        <w:ind w:left="5760" w:hanging="360"/>
+      </w:pPr>
+      <w:rPr>
+        <w:rFonts w:ascii="Courier New" w:hAnsi="Courier New" w:cs="Courier New" w:hint="default"/>
+      </w:rPr>
+    </w:lvl>
+    <w:lvl w:ilvl="8" w:tplc="14090005" w:tentative="1">
+      <w:start w:val="1"/>
+      <w:numFmt w:val="bullet"/>
+      <w:lvlText w:val=""/>
+      <w:lvlJc w:val="left"/>
+      <w:pPr>
+        <w:ind w:left="6480" w:hanging="360"/>
+      </w:pPr>
+      <w:rPr>
+        <w:rFonts w:ascii="Wingdings" w:hAnsi="Wingdings" w:hint="default"/>
+      </w:rPr>
+    </w:lvl>
+  </w:abstractNum>
+  <w:abstractNum w:abstractNumId="1" w15:restartNumberingAfterBreak="0">
+    <w:nsid w:val="2AAB237C"/>
+    <w:multiLevelType w:val="hybridMultilevel"/>
+    <w:tmpl w:val="62A82BAC"/>
+    <w:lvl w:ilvl="0" w:tplc="CE345842">
+      <w:start w:val="1040"/>
+      <w:numFmt w:val="bullet"/>
+      <w:lvlText w:val="-"/>
+      <w:lvlJc w:val="left"/>
+      <w:pPr>
+        <w:ind w:left="720" w:hanging="360"/>
+      </w:pPr>
+      <w:rPr>
+        <w:rFonts w:ascii="Calibri" w:eastAsia="Calibri" w:hAnsi="Calibri" w:cs="Calibri" w:hint="default"/>
+      </w:rPr>
+    </w:lvl>
+    <w:lvl w:ilvl="1" w:tplc="14090003" w:tentative="1">
+      <w:start w:val="1"/>
+      <w:numFmt w:val="bullet"/>
+      <w:lvlText w:val="o"/>
+      <w:lvlJc w:val="left"/>
+      <w:pPr>
+        <w:ind w:left="1440" w:hanging="360"/>
+      </w:pPr>
+      <w:rPr>
+        <w:rFonts w:ascii="Courier New" w:hAnsi="Courier New" w:cs="Courier New" w:hint="default"/>
+      </w:rPr>
+    </w:lvl>
+    <w:lvl w:ilvl="2" w:tplc="14090005" w:tentative="1">
+      <w:start w:val="1"/>
+      <w:numFmt w:val="bullet"/>
+      <w:lvlText w:val=""/>
+      <w:lvlJc w:val="left"/>
+      <w:pPr>
+        <w:ind w:left="2160" w:hanging="360"/>
+      </w:pPr>
+      <w:rPr>
+        <w:rFonts w:ascii="Wingdings" w:hAnsi="Wingdings" w:hint="default"/>
+      </w:rPr>
+    </w:lvl>
+    <w:lvl w:ilvl="3" w:tplc="14090001" w:tentative="1">
+      <w:start w:val="1"/>
+      <w:numFmt w:val="bullet"/>
+      <w:lvlText w:val=""/>
+      <w:lvlJc w:val="left"/>
+      <w:pPr>
+        <w:ind w:left="2880" w:hanging="360"/>
+      </w:pPr>
+      <w:rPr>
+        <w:rFonts w:ascii="Symbol" w:hAnsi="Symbol" w:hint="default"/>
+      </w:rPr>
+    </w:lvl>
+    <w:lvl w:ilvl="4" w:tplc="14090003" w:tentative="1">
+      <w:start w:val="1"/>
+      <w:numFmt w:val="bullet"/>
+      <w:lvlText w:val="o"/>
+      <w:lvlJc w:val="left"/>
+      <w:pPr>
+        <w:ind w:left="3600" w:hanging="360"/>
+      </w:pPr>
+      <w:rPr>
+        <w:rFonts w:ascii="Courier New" w:hAnsi="Courier New" w:cs="Courier New" w:hint="default"/>
+      </w:rPr>
+    </w:lvl>
+    <w:lvl w:ilvl="5" w:tplc="14090005" w:tentative="1">
+      <w:start w:val="1"/>
+      <w:numFmt w:val="bullet"/>
+      <w:lvlText w:val=""/>
+      <w:lvlJc w:val="left"/>
+      <w:pPr>
+        <w:ind w:left="4320" w:hanging="360"/>
+      </w:pPr>
+      <w:rPr>
+        <w:rFonts w:ascii="Wingdings" w:hAnsi="Wingdings" w:hint="default"/>
+      </w:rPr>
+    </w:lvl>
+    <w:lvl w:ilvl="6" w:tplc="14090001" w:tentative="1">
+      <w:start w:val="1"/>
+      <w:numFmt w:val="bullet"/>
+      <w:lvlText w:val=""/>
+      <w:lvlJc w:val="left"/>
+      <w:pPr>
+        <w:ind w:left="5040" w:hanging="360"/>
+      </w:pPr>
+      <w:rPr>
+        <w:rFonts w:ascii="Symbol" w:hAnsi="Symbol" w:hint="default"/>
+      </w:rPr>
+    </w:lvl>
+    <w:lvl w:ilvl="7" w:tplc="14090003" w:tentative="1">
+      <w:start w:val="1"/>
+      <w:numFmt w:val="bullet"/>
+      <w:lvlText w:val="o"/>
+      <w:lvlJc w:val="left"/>
+      <w:pPr>
+        <w:ind w:left="5760" w:hanging="360"/>
+      </w:pPr>
+      <w:rPr>
+        <w:rFonts w:ascii="Courier New" w:hAnsi="Courier New" w:cs="Courier New" w:hint="default"/>
+      </w:rPr>
+    </w:lvl>
+    <w:lvl w:ilvl="8" w:tplc="14090005" w:tentative="1">
+      <w:start w:val="1"/>
+      <w:numFmt w:val="bullet"/>
+      <w:lvlText w:val=""/>
+      <w:lvlJc w:val="left"/>
+      <w:pPr>
+        <w:ind w:left="6480" w:hanging="360"/>
+      </w:pPr>
+      <w:rPr>
+        <w:rFonts w:ascii="Wingdings" w:hAnsi="Wingdings" w:hint="default"/>
+      </w:rPr>
+    </w:lvl>
+  </w:abstractNum>
+  <w:abstractNum w:abstractNumId="2" w15:restartNumberingAfterBreak="0">
+    <w:nsid w:val="71E12764"/>
+    <w:multiLevelType w:val="hybridMultilevel"/>
+    <w:tmpl w:val="D8CE036A"/>
+    <w:lvl w:ilvl="0" w:tplc="158886E0">
+      <w:start w:val="1040"/>
+      <w:numFmt w:val="bullet"/>
+      <w:lvlText w:val="-"/>
+      <w:lvlJc w:val="left"/>
+      <w:pPr>
+        <w:ind w:left="720" w:hanging="360"/>
+      </w:pPr>
+      <w:rPr>
+        <w:rFonts w:ascii="Calibri" w:eastAsia="Calibri" w:hAnsi="Calibri" w:cs="Calibri" w:hint="default"/>
+      </w:rPr>
+    </w:lvl>
+    <w:lvl w:ilvl="1" w:tplc="14090003" w:tentative="1">
+      <w:start w:val="1"/>
+      <w:numFmt w:val="bullet"/>
+      <w:lvlText w:val="o"/>
+      <w:lvlJc w:val="left"/>
+      <w:pPr>
+        <w:ind w:left="1440" w:hanging="360"/>
+      </w:pPr>
+      <w:rPr>
+        <w:rFonts w:ascii="Courier New" w:hAnsi="Courier New" w:cs="Courier New" w:hint="default"/>
+      </w:rPr>
+    </w:lvl>
+    <w:lvl w:ilvl="2" w:tplc="14090005" w:tentative="1">
+      <w:start w:val="1"/>
+      <w:numFmt w:val="bullet"/>
+      <w:lvlText w:val=""/>
+      <w:lvlJc w:val="left"/>
+      <w:pPr>
+        <w:ind w:left="2160" w:hanging="360"/>
+      </w:pPr>
+      <w:rPr>
+        <w:rFonts w:ascii="Wingdings" w:hAnsi="Wingdings" w:hint="default"/>
+      </w:rPr>
+    </w:lvl>
+    <w:lvl w:ilvl="3" w:tplc="14090001" w:tentative="1">
+      <w:start w:val="1"/>
+      <w:numFmt w:val="bullet"/>
+      <w:lvlText w:val=""/>
+      <w:lvlJc w:val="left"/>
+      <w:pPr>
+        <w:ind w:left="2880" w:hanging="360"/>
+      </w:pPr>
+      <w:rPr>
+        <w:rFonts w:ascii="Symbol" w:hAnsi="Symbol" w:hint="default"/>
+      </w:rPr>
+    </w:lvl>
+    <w:lvl w:ilvl="4" w:tplc="14090003" w:tentative="1">
+      <w:start w:val="1"/>
+      <w:numFmt w:val="bullet"/>
+      <w:lvlText w:val="o"/>
+      <w:lvlJc w:val="left"/>
+      <w:pPr>
+        <w:ind w:left="3600" w:hanging="360"/>
+      </w:pPr>
+      <w:rPr>
+        <w:rFonts w:ascii="Courier New" w:hAnsi="Courier New" w:cs="Courier New" w:hint="default"/>
+      </w:rPr>
+    </w:lvl>
+    <w:lvl w:ilvl="5" w:tplc="14090005" w:tentative="1">
+      <w:start w:val="1"/>
+      <w:numFmt w:val="bullet"/>
+      <w:lvlText w:val=""/>
+      <w:lvlJc w:val="left"/>
+      <w:pPr>
+        <w:ind w:left="4320" w:hanging="360"/>
+      </w:pPr>
+      <w:rPr>
+        <w:rFonts w:ascii="Wingdings" w:hAnsi="Wingdings" w:hint="default"/>
+      </w:rPr>
+    </w:lvl>
+    <w:lvl w:ilvl="6" w:tplc="14090001" w:tentative="1">
+      <w:start w:val="1"/>
+      <w:numFmt w:val="bullet"/>
+      <w:lvlText w:val=""/>
+      <w:lvlJc w:val="left"/>
+      <w:pPr>
+        <w:ind w:left="5040" w:hanging="360"/>
+      </w:pPr>
+      <w:rPr>
+        <w:rFonts w:ascii="Symbol" w:hAnsi="Symbol" w:hint="default"/>
+      </w:rPr>
+    </w:lvl>
+    <w:lvl w:ilvl="7" w:tplc="14090003" w:tentative="1">
+      <w:start w:val="1"/>
+      <w:numFmt w:val="bullet"/>
+      <w:lvlText w:val="o"/>
+      <w:lvlJc w:val="left"/>
+      <w:pPr>
+        <w:ind w:left="5760" w:hanging="360"/>
+      </w:pPr>
+      <w:rPr>
+        <w:rFonts w:ascii="Courier New" w:hAnsi="Courier New" w:cs="Courier New" w:hint="default"/>
+      </w:rPr>
+    </w:lvl>
+    <w:lvl w:ilvl="8" w:tplc="14090005" w:tentative="1">
+      <w:start w:val="1"/>
+      <w:numFmt w:val="bullet"/>
+      <w:lvlText w:val=""/>
+      <w:lvlJc w:val="left"/>
+      <w:pPr>
+        <w:ind w:left="6480" w:hanging="360"/>
+      </w:pPr>
+      <w:rPr>
+        <w:rFonts w:ascii="Wingdings" w:hAnsi="Wingdings" w:hint="default"/>
+      </w:rPr>
+    </w:lvl>
+  </w:abstractNum>
+  <w:num w:numId="1" w16cid:durableId="1205021957">
+    <w:abstractNumId w:val="1"/>
+  </w:num>
+  <w:num w:numId="2" w16cid:durableId="1800486619">
+    <w:abstractNumId w:val="2"/>
+  </w:num>
+  <w:num w:numId="3" w16cid:durableId="262881697">
+    <w:abstractNumId w:val="0"/>
+  </w:num>
+</w:numbering>
 </file>
 
 <file path=word/styles.xml><?xml version="1.0" encoding="utf-8"?>
@@ -2313,6 +2948,17 @@
       <w:sz w:val="22"/>
     </w:rPr>
   </w:style>
+  <w:style w:type="paragraph" w:styleId="ListParagraph">
+    <w:name w:val="List Paragraph"/>
+    <w:basedOn w:val="Normal"/>
+    <w:uiPriority w:val="34"/>
+    <w:qFormat/>
+    <w:rsid w:val="003C043C"/>
+    <w:pPr>
+      <w:ind w:left="720"/>
+      <w:contextualSpacing/>
+    </w:pPr>
+  </w:style>
 </w:styles>
 </file>
 
